--- a/Experiment-03-Wireshark/Exp_3.docx
+++ b/Experiment-03-Wireshark/Exp_3.docx
@@ -20,20 +20,8 @@
           <w:sz w:val="40"/>
           <w:szCs w:val="40"/>
         </w:rPr>
-        <w:t xml:space="preserve">DIGITAL </w:t>
-      </w:r>
-      <w:proofErr w:type="gramStart"/>
-      <w:r>
-        <w:rPr>
-          <w:rFonts w:ascii="Times New Roman" w:hAnsi="Times New Roman" w:cs="Times New Roman"/>
-          <w:b/>
-          <w:bCs/>
-          <w:sz w:val="40"/>
-          <w:szCs w:val="40"/>
-        </w:rPr>
-        <w:t>FORENSICS  LABORATORY</w:t>
-      </w:r>
-      <w:proofErr w:type="gramEnd"/>
+        <w:t>DIGITAL FORENSICS  LABORATORY</w:t>
+      </w:r>
     </w:p>
     <w:p>
       <w:pPr>
@@ -131,35 +119,7 @@
         <w:rPr>
           <w:rFonts w:ascii="Times New Roman" w:hAnsi="Times New Roman" w:cs="Times New Roman"/>
         </w:rPr>
-        <w:t xml:space="preserve">To capture and </w:t>
-      </w:r>
-      <w:proofErr w:type="spellStart"/>
-      <w:r>
-        <w:rPr>
-          <w:rFonts w:ascii="Times New Roman" w:hAnsi="Times New Roman" w:cs="Times New Roman"/>
-        </w:rPr>
-        <w:t>analyze</w:t>
-      </w:r>
-      <w:proofErr w:type="spellEnd"/>
-      <w:r>
-        <w:rPr>
-          <w:rFonts w:ascii="Times New Roman" w:hAnsi="Times New Roman" w:cs="Times New Roman"/>
-        </w:rPr>
-        <w:t xml:space="preserve"> unencrypted network traffic using the Wireshark packet </w:t>
-      </w:r>
-      <w:proofErr w:type="spellStart"/>
-      <w:r>
-        <w:rPr>
-          <w:rFonts w:ascii="Times New Roman" w:hAnsi="Times New Roman" w:cs="Times New Roman"/>
-        </w:rPr>
-        <w:t>analyzer</w:t>
-      </w:r>
-      <w:proofErr w:type="spellEnd"/>
-      <w:r>
-        <w:rPr>
-          <w:rFonts w:ascii="Times New Roman" w:hAnsi="Times New Roman" w:cs="Times New Roman"/>
-        </w:rPr>
-        <w:t>, isolate HTTP GET and POST request methods, and extract transmitted plain-text login credentials (username and password).</w:t>
+        <w:t>To capture and analyze unencrypted network traffic using the Wireshark packet analyzer, isolate HTTP GET and POST request methods, and extract transmitted plain-text login credentials (username and password).</w:t>
       </w:r>
     </w:p>
     <w:p>
@@ -232,21 +192,7 @@
         <w:rPr>
           <w:rFonts w:ascii="Times New Roman" w:hAnsi="Times New Roman" w:cs="Times New Roman"/>
         </w:rPr>
-        <w:t xml:space="preserve"> Wireshark v4.x (with </w:t>
-      </w:r>
-      <w:proofErr w:type="spellStart"/>
-      <w:r>
-        <w:rPr>
-          <w:rFonts w:ascii="Times New Roman" w:hAnsi="Times New Roman" w:cs="Times New Roman"/>
-        </w:rPr>
-        <w:t>Npcap</w:t>
-      </w:r>
-      <w:proofErr w:type="spellEnd"/>
-      <w:r>
-        <w:rPr>
-          <w:rFonts w:ascii="Times New Roman" w:hAnsi="Times New Roman" w:cs="Times New Roman"/>
-        </w:rPr>
-        <w:t xml:space="preserve"> driver installed)</w:t>
+        <w:t xml:space="preserve"> Wireshark v4.x (with Npcap driver installed)</w:t>
       </w:r>
     </w:p>
     <w:p>
@@ -300,35 +246,7 @@
         <w:rPr>
           <w:rFonts w:ascii="Times New Roman" w:hAnsi="Times New Roman" w:cs="Times New Roman"/>
         </w:rPr>
-        <w:t xml:space="preserve"> </w:t>
-      </w:r>
-      <w:proofErr w:type="spellStart"/>
-      <w:r>
-        <w:rPr>
-          <w:rFonts w:ascii="Times New Roman" w:hAnsi="Times New Roman" w:cs="Times New Roman"/>
-        </w:rPr>
-        <w:t>Acunetix</w:t>
-      </w:r>
-      <w:proofErr w:type="spellEnd"/>
-      <w:r>
-        <w:rPr>
-          <w:rFonts w:ascii="Times New Roman" w:hAnsi="Times New Roman" w:cs="Times New Roman"/>
-        </w:rPr>
-        <w:t xml:space="preserve"> Web Vulnerability Test Site ([</w:t>
-      </w:r>
-      <w:proofErr w:type="gramStart"/>
-      <w:r>
-        <w:rPr>
-          <w:rFonts w:ascii="Times New Roman" w:hAnsi="Times New Roman" w:cs="Times New Roman"/>
-        </w:rPr>
-        <w:t>http://testphp.vulnweb.com](</w:t>
-      </w:r>
-      <w:proofErr w:type="gramEnd"/>
-      <w:r>
-        <w:rPr>
-          <w:rFonts w:ascii="Times New Roman" w:hAnsi="Times New Roman" w:cs="Times New Roman"/>
-        </w:rPr>
-        <w:t>http://testphp.vulnweb.com))</w:t>
+        <w:t xml:space="preserve"> Acunetix Web Vulnerability Test Site ([http://testphp.vulnweb.com](http://testphp.vulnweb.com))</w:t>
       </w:r>
     </w:p>
     <w:p>
@@ -362,35 +280,7 @@
         <w:rPr>
           <w:rFonts w:ascii="Times New Roman" w:hAnsi="Times New Roman" w:cs="Times New Roman"/>
         </w:rPr>
-        <w:t>Network packet sniffing is the process of monitoring and capturing data packets passing through a network interface card (NIC). Wireshark utilizes packet capture drivers (</w:t>
-      </w:r>
-      <w:proofErr w:type="spellStart"/>
-      <w:r>
-        <w:rPr>
-          <w:rFonts w:ascii="Times New Roman" w:hAnsi="Times New Roman" w:cs="Times New Roman"/>
-        </w:rPr>
-        <w:t>Npcap</w:t>
-      </w:r>
-      <w:proofErr w:type="spellEnd"/>
-      <w:r>
-        <w:rPr>
-          <w:rFonts w:ascii="Times New Roman" w:hAnsi="Times New Roman" w:cs="Times New Roman"/>
-        </w:rPr>
-        <w:t>/</w:t>
-      </w:r>
-      <w:proofErr w:type="spellStart"/>
-      <w:r>
-        <w:rPr>
-          <w:rFonts w:ascii="Times New Roman" w:hAnsi="Times New Roman" w:cs="Times New Roman"/>
-        </w:rPr>
-        <w:t>libpcap</w:t>
-      </w:r>
-      <w:proofErr w:type="spellEnd"/>
-      <w:r>
-        <w:rPr>
-          <w:rFonts w:ascii="Times New Roman" w:hAnsi="Times New Roman" w:cs="Times New Roman"/>
-        </w:rPr>
-        <w:t xml:space="preserve">) to set the system's NIC into </w:t>
+        <w:t xml:space="preserve">Network packet sniffing is the process of monitoring and capturing data packets passing through a network interface card (NIC). Wireshark utilizes packet capture drivers (Npcap/libpcap) to set the system's NIC into </w:t>
       </w:r>
       <w:r>
         <w:rPr>
@@ -487,21 +377,7 @@
         <w:rPr>
           <w:rFonts w:ascii="Times New Roman" w:hAnsi="Times New Roman" w:cs="Times New Roman"/>
         </w:rPr>
-        <w:t xml:space="preserve"> Embeds data within the body of the request header (Content-Type: application/x-www-form-</w:t>
-      </w:r>
-      <w:proofErr w:type="spellStart"/>
-      <w:r>
-        <w:rPr>
-          <w:rFonts w:ascii="Times New Roman" w:hAnsi="Times New Roman" w:cs="Times New Roman"/>
-        </w:rPr>
-        <w:t>urlencoded</w:t>
-      </w:r>
-      <w:proofErr w:type="spellEnd"/>
-      <w:r>
-        <w:rPr>
-          <w:rFonts w:ascii="Times New Roman" w:hAnsi="Times New Roman" w:cs="Times New Roman"/>
-        </w:rPr>
-        <w:t>). Although hidden from the URL bar, the payload remains completely legible to network sniffers if not protected by TLS/SSL encryption (</w:t>
+        <w:t xml:space="preserve"> Embeds data within the body of the request header (Content-Type: application/x-www-form-urlencoded). Although hidden from the URL bar, the payload remains completely legible to network sniffers if not protected by TLS/SSL encryption (</w:t>
       </w:r>
       <w:r>
         <w:rPr>
@@ -632,7 +508,7 @@
           <w:noProof/>
         </w:rPr>
         <w:drawing>
-          <wp:inline distT="0" distB="0" distL="0" distR="0" wp14:anchorId="23AEB6A6" wp14:editId="2F88BF4E">
+          <wp:inline distT="0" distB="0" distL="0" distR="0" wp14:anchorId="23AEB6A6" wp14:editId="7DEF21D0">
             <wp:extent cx="5731510" cy="3077845"/>
             <wp:effectExtent l="0" t="0" r="2540" b="8255"/>
             <wp:docPr id="1375490087" name="Picture 1"/>
@@ -895,7 +771,7 @@
           <w:noProof/>
         </w:rPr>
         <w:drawing>
-          <wp:inline distT="0" distB="0" distL="0" distR="0" wp14:anchorId="0D2F01EF" wp14:editId="2B1DC12E">
+          <wp:inline distT="0" distB="0" distL="0" distR="0" wp14:anchorId="0D2F01EF" wp14:editId="45FFB5D2">
             <wp:extent cx="5731510" cy="2819400"/>
             <wp:effectExtent l="0" t="0" r="2540" b="0"/>
             <wp:docPr id="1743054893" name="Picture 3"/>
@@ -994,27 +870,11 @@
           <w:rFonts w:ascii="Times New Roman" w:hAnsi="Times New Roman" w:cs="Times New Roman"/>
         </w:rPr>
       </w:pPr>
-      <w:proofErr w:type="spellStart"/>
-      <w:proofErr w:type="gramStart"/>
-      <w:r>
-        <w:rPr>
-          <w:rFonts w:ascii="Times New Roman" w:hAnsi="Times New Roman" w:cs="Times New Roman"/>
-        </w:rPr>
-        <w:t>http.request</w:t>
-      </w:r>
-      <w:proofErr w:type="gramEnd"/>
-      <w:r>
-        <w:rPr>
-          <w:rFonts w:ascii="Times New Roman" w:hAnsi="Times New Roman" w:cs="Times New Roman"/>
-        </w:rPr>
-        <w:t>.method</w:t>
-      </w:r>
-      <w:proofErr w:type="spellEnd"/>
-      <w:r>
-        <w:rPr>
-          <w:rFonts w:ascii="Times New Roman" w:hAnsi="Times New Roman" w:cs="Times New Roman"/>
-        </w:rPr>
-        <w:t xml:space="preserve"> == "GET"</w:t>
+      <w:r>
+        <w:rPr>
+          <w:rFonts w:ascii="Times New Roman" w:hAnsi="Times New Roman" w:cs="Times New Roman"/>
+        </w:rPr>
+        <w:t>http.request.method == "GET"</w:t>
       </w:r>
     </w:p>
     <w:p>
@@ -1030,7 +890,7 @@
           <w:noProof/>
         </w:rPr>
         <w:drawing>
-          <wp:anchor distT="0" distB="0" distL="114300" distR="114300" simplePos="0" relativeHeight="251659264" behindDoc="0" locked="0" layoutInCell="1" allowOverlap="1" wp14:anchorId="6694559E" wp14:editId="30724715">
+          <wp:anchor distT="0" distB="0" distL="114300" distR="114300" simplePos="0" relativeHeight="251659264" behindDoc="0" locked="0" layoutInCell="1" allowOverlap="1" wp14:anchorId="6694559E" wp14:editId="5FE742EF">
             <wp:simplePos x="0" y="0"/>
             <wp:positionH relativeFrom="column">
               <wp:posOffset>-63500</wp:posOffset>
@@ -1170,56 +1030,26 @@
           <w:rFonts w:ascii="Times New Roman" w:hAnsi="Times New Roman" w:cs="Times New Roman"/>
         </w:rPr>
       </w:pPr>
-      <w:proofErr w:type="spellStart"/>
-      <w:proofErr w:type="gramStart"/>
-      <w:r>
-        <w:rPr>
-          <w:rFonts w:ascii="Times New Roman" w:hAnsi="Times New Roman" w:cs="Times New Roman"/>
-        </w:rPr>
-        <w:t>http.request</w:t>
-      </w:r>
-      <w:proofErr w:type="gramEnd"/>
-      <w:r>
-        <w:rPr>
-          <w:rFonts w:ascii="Times New Roman" w:hAnsi="Times New Roman" w:cs="Times New Roman"/>
-        </w:rPr>
-        <w:t>.method</w:t>
-      </w:r>
-      <w:proofErr w:type="spellEnd"/>
-      <w:r>
-        <w:rPr>
-          <w:rFonts w:ascii="Times New Roman" w:hAnsi="Times New Roman" w:cs="Times New Roman"/>
-        </w:rPr>
-        <w:t xml:space="preserve"> == "POST"</w:t>
-      </w:r>
-    </w:p>
-    <w:p>
-      <w:pPr>
-        <w:spacing w:line="360" w:lineRule="auto"/>
-        <w:jc w:val="both"/>
-        <w:rPr>
-          <w:rFonts w:ascii="Times New Roman" w:hAnsi="Times New Roman" w:cs="Times New Roman"/>
-        </w:rPr>
-      </w:pPr>
-      <w:r>
-        <w:rPr>
-          <w:rFonts w:ascii="Times New Roman" w:hAnsi="Times New Roman" w:cs="Times New Roman"/>
-        </w:rPr>
-        <w:t>Select the packet containing application/x-www-form-</w:t>
-      </w:r>
-      <w:proofErr w:type="spellStart"/>
-      <w:r>
-        <w:rPr>
-          <w:rFonts w:ascii="Times New Roman" w:hAnsi="Times New Roman" w:cs="Times New Roman"/>
-        </w:rPr>
-        <w:t>urlencoded</w:t>
-      </w:r>
-      <w:proofErr w:type="spellEnd"/>
-      <w:r>
-        <w:rPr>
-          <w:rFonts w:ascii="Times New Roman" w:hAnsi="Times New Roman" w:cs="Times New Roman"/>
-        </w:rPr>
-        <w:t xml:space="preserve">. In the </w:t>
+      <w:r>
+        <w:rPr>
+          <w:rFonts w:ascii="Times New Roman" w:hAnsi="Times New Roman" w:cs="Times New Roman"/>
+        </w:rPr>
+        <w:t>http.request.method == "POST"</w:t>
+      </w:r>
+    </w:p>
+    <w:p>
+      <w:pPr>
+        <w:spacing w:line="360" w:lineRule="auto"/>
+        <w:jc w:val="both"/>
+        <w:rPr>
+          <w:rFonts w:ascii="Times New Roman" w:hAnsi="Times New Roman" w:cs="Times New Roman"/>
+        </w:rPr>
+      </w:pPr>
+      <w:r>
+        <w:rPr>
+          <w:rFonts w:ascii="Times New Roman" w:hAnsi="Times New Roman" w:cs="Times New Roman"/>
+        </w:rPr>
+        <w:t xml:space="preserve">Select the packet containing application/x-www-form-urlencoded. In the </w:t>
       </w:r>
       <w:r>
         <w:rPr>
@@ -1263,7 +1093,7 @@
           <w:noProof/>
         </w:rPr>
         <w:drawing>
-          <wp:inline distT="0" distB="0" distL="0" distR="0" wp14:anchorId="6A7906FF" wp14:editId="1768F456">
+          <wp:inline distT="0" distB="0" distL="0" distR="0" wp14:anchorId="6A7906FF" wp14:editId="05386780">
             <wp:extent cx="5731510" cy="3049270"/>
             <wp:effectExtent l="0" t="0" r="2540" b="0"/>
             <wp:docPr id="396578432" name="Picture 5"/>
@@ -1577,14 +1407,12 @@
                 <w:rFonts w:ascii="Times New Roman" w:hAnsi="Times New Roman" w:cs="Times New Roman"/>
               </w:rPr>
             </w:pPr>
-            <w:proofErr w:type="spellStart"/>
             <w:r>
               <w:rPr>
                 <w:rFonts w:ascii="Times New Roman" w:hAnsi="Times New Roman" w:cs="Times New Roman"/>
               </w:rPr>
               <w:t>tbUsername</w:t>
             </w:r>
-            <w:proofErr w:type="spellEnd"/>
           </w:p>
         </w:tc>
         <w:tc>
@@ -1653,16 +1481,8 @@
               <w:rPr>
                 <w:rFonts w:ascii="Times New Roman" w:hAnsi="Times New Roman" w:cs="Times New Roman"/>
               </w:rPr>
-              <w:t xml:space="preserve">pass / </w:t>
+              <w:t>pass / tbPassword</w:t>
             </w:r>
-            <w:proofErr w:type="spellStart"/>
-            <w:r>
-              <w:rPr>
-                <w:rFonts w:ascii="Times New Roman" w:hAnsi="Times New Roman" w:cs="Times New Roman"/>
-              </w:rPr>
-              <w:t>tbPassword</w:t>
-            </w:r>
-            <w:proofErr w:type="spellEnd"/>
           </w:p>
         </w:tc>
         <w:tc>
@@ -1730,21 +1550,7 @@
         <w:rPr>
           <w:rFonts w:ascii="Times New Roman" w:hAnsi="Times New Roman" w:cs="Times New Roman"/>
         </w:rPr>
-        <w:t>The packet capture data (</w:t>
-      </w:r>
-      <w:proofErr w:type="spellStart"/>
-      <w:r>
-        <w:rPr>
-          <w:rFonts w:ascii="Times New Roman" w:hAnsi="Times New Roman" w:cs="Times New Roman"/>
-        </w:rPr>
-        <w:t>Captured_File.pcapng</w:t>
-      </w:r>
-      <w:proofErr w:type="spellEnd"/>
-      <w:r>
-        <w:rPr>
-          <w:rFonts w:ascii="Times New Roman" w:hAnsi="Times New Roman" w:cs="Times New Roman"/>
-        </w:rPr>
-        <w:t>) and generated screen outputs have been archived in the repository</w:t>
+        <w:t>The packet capture data (Captured_File.pcapng) and generated screen outputs have been archived in the repository</w:t>
       </w:r>
       <w:r>
         <w:rPr>
@@ -1884,21 +1690,7 @@
         <w:rPr>
           <w:rFonts w:ascii="Times New Roman" w:hAnsi="Times New Roman" w:cs="Times New Roman"/>
         </w:rPr>
-        <w:t xml:space="preserve">The network traffic was successfully captured and </w:t>
-      </w:r>
-      <w:proofErr w:type="spellStart"/>
-      <w:r>
-        <w:rPr>
-          <w:rFonts w:ascii="Times New Roman" w:hAnsi="Times New Roman" w:cs="Times New Roman"/>
-        </w:rPr>
-        <w:t>analyzed</w:t>
-      </w:r>
-      <w:proofErr w:type="spellEnd"/>
-      <w:r>
-        <w:rPr>
-          <w:rFonts w:ascii="Times New Roman" w:hAnsi="Times New Roman" w:cs="Times New Roman"/>
-        </w:rPr>
-        <w:t xml:space="preserve"> using Wireshark. Plain-text credentials (</w:t>
+        <w:t>The network traffic was successfully captured and analyzed using Wireshark. Plain-text credentials (</w:t>
       </w:r>
       <w:r>
         <w:rPr>

--- a/Experiment-03-Wireshark/Exp_3.docx
+++ b/Experiment-03-Wireshark/Exp_3.docx
@@ -1,6 +1,6 @@
 
 <file path=word/document.xml><?xml version="1.0" encoding="utf-8"?>
-<w:document xmlns:wpc="http://schemas.microsoft.com/office/word/2010/wordprocessingCanvas" xmlns:cx="http://schemas.microsoft.com/office/drawing/2014/chartex" xmlns:cx1="http://schemas.microsoft.com/office/drawing/2015/9/8/chartex" xmlns:cx2="http://schemas.microsoft.com/office/drawing/2015/10/21/chartex" xmlns:cx3="http://schemas.microsoft.com/office/drawing/2016/5/9/chartex" xmlns:cx4="http://schemas.microsoft.com/office/drawing/2016/5/10/chartex" xmlns:cx5="http://schemas.microsoft.com/office/drawing/2016/5/11/chartex" xmlns:cx6="http://schemas.microsoft.com/office/drawing/2016/5/12/chartex" xmlns:cx7="http://schemas.microsoft.com/office/drawing/2016/5/13/chartex" xmlns:cx8="http://schemas.microsoft.com/office/drawing/2016/5/14/chartex" xmlns:mc="http://schemas.openxmlformats.org/markup-compatibility/2006" xmlns:aink="http://schemas.microsoft.com/office/drawing/2016/ink" xmlns:am3d="http://schemas.microsoft.com/office/drawing/2017/model3d" xmlns:o="urn:schemas-microsoft-com:office:office" xmlns:oel="http://schemas.microsoft.com/office/2019/extlst" xmlns:r="http://schemas.openxmlformats.org/officeDocument/2006/relationships" xmlns:m="http://schemas.openxmlformats.org/officeDocument/2006/math" xmlns:v="urn:schemas-microsoft-com:vml" xmlns:wp14="http://schemas.microsoft.com/office/word/2010/wordprocessingDrawing" xmlns:wp="http://schemas.openxmlformats.org/drawingml/2006/wordprocessingDrawing" xmlns:w10="urn:schemas-microsoft-com:office:word" xmlns:w="http://schemas.openxmlformats.org/wordprocessingml/2006/main" xmlns:w14="http://schemas.microsoft.com/office/word/2010/wordml" xmlns:w15="http://schemas.microsoft.com/office/word/2012/wordml" xmlns:w16cei="http://schemas.microsoft.com/office/word/2026/wordml/cei" xmlns:w16cex="http://schemas.microsoft.com/office/word/2018/wordml/cex" xmlns:w16cid="http://schemas.microsoft.com/office/word/2016/wordml/cid" xmlns:w16="http://schemas.microsoft.com/office/word/2018/wordml" xmlns:w16du="http://schemas.microsoft.com/office/word/2023/wordml/word16du" xmlns:w16sdtdh="http://schemas.microsoft.com/office/word/2020/wordml/sdtdatahash" xmlns:w16sdtfl="http://schemas.microsoft.com/office/word/2024/wordml/sdtformatlock" xmlns:w16se="http://schemas.microsoft.com/office/word/2015/wordml/symex" xmlns:wpg="http://schemas.microsoft.com/office/word/2010/wordprocessingGroup" xmlns:wpi="http://schemas.microsoft.com/office/word/2010/wordprocessingInk" xmlns:wne="http://schemas.microsoft.com/office/word/2006/wordml" xmlns:wps="http://schemas.microsoft.com/office/word/2010/wordprocessingShape" mc:Ignorable="w14 w15 w16se w16cid w16 w16cex w16sdtdh w16sdtfl w16du wp14">
+<w:document xmlns:wpc="http://schemas.microsoft.com/office/word/2010/wordprocessingCanvas" xmlns:cx="http://schemas.microsoft.com/office/drawing/2014/chartex" xmlns:cx1="http://schemas.microsoft.com/office/drawing/2015/9/8/chartex" xmlns:cx2="http://schemas.microsoft.com/office/drawing/2015/10/21/chartex" xmlns:cx3="http://schemas.microsoft.com/office/drawing/2016/5/9/chartex" xmlns:cx4="http://schemas.microsoft.com/office/drawing/2016/5/10/chartex" xmlns:cx5="http://schemas.microsoft.com/office/drawing/2016/5/11/chartex" xmlns:cx6="http://schemas.microsoft.com/office/drawing/2016/5/12/chartex" xmlns:cx7="http://schemas.microsoft.com/office/drawing/2016/5/13/chartex" xmlns:cx8="http://schemas.microsoft.com/office/drawing/2016/5/14/chartex" xmlns:mc="http://schemas.openxmlformats.org/markup-compatibility/2006" xmlns:aink="http://schemas.microsoft.com/office/drawing/2016/ink" xmlns:am3d="http://schemas.microsoft.com/office/drawing/2017/model3d" xmlns:o="urn:schemas-microsoft-com:office:office" xmlns:oel="http://schemas.microsoft.com/office/2019/extlst" xmlns:r="http://schemas.openxmlformats.org/officeDocument/2006/relationships" xmlns:m="http://schemas.openxmlformats.org/officeDocument/2006/math" xmlns:v="urn:schemas-microsoft-com:vml" xmlns:wp14="http://schemas.microsoft.com/office/word/2010/wordprocessingDrawing" xmlns:wp="http://schemas.openxmlformats.org/drawingml/2006/wordprocessingDrawing" xmlns:w10="urn:schemas-microsoft-com:office:word" xmlns:w="http://schemas.openxmlformats.org/wordprocessingml/2006/main" xmlns:w14="http://schemas.microsoft.com/office/word/2010/wordml" xmlns:w15="http://schemas.microsoft.com/office/word/2012/wordml" xmlns:w16cex="http://schemas.microsoft.com/office/word/2018/wordml/cex" xmlns:w16cid="http://schemas.microsoft.com/office/word/2016/wordml/cid" xmlns:w16="http://schemas.microsoft.com/office/word/2018/wordml" xmlns:w16du="http://schemas.microsoft.com/office/word/2023/wordml/word16du" xmlns:w16sdtdh="http://schemas.microsoft.com/office/word/2020/wordml/sdtdatahash" xmlns:w16sdtfl="http://schemas.microsoft.com/office/word/2024/wordml/sdtformatlock" xmlns:w16se="http://schemas.microsoft.com/office/word/2015/wordml/symex" xmlns:wpg="http://schemas.microsoft.com/office/word/2010/wordprocessingGroup" xmlns:wpi="http://schemas.microsoft.com/office/word/2010/wordprocessingInk" xmlns:wne="http://schemas.microsoft.com/office/word/2006/wordml" xmlns:wps="http://schemas.microsoft.com/office/word/2010/wordprocessingShape" mc:Ignorable="w14 w15 w16se w16cid w16 w16cex w16sdtdh w16sdtfl w16du wp14">
   <w:body>
     <w:p>
       <w:pPr>
@@ -8,19 +8,21 @@
         <w:jc w:val="center"/>
         <w:rPr>
           <w:rFonts w:ascii="Times New Roman" w:hAnsi="Times New Roman" w:cs="Times New Roman"/>
-          <w:sz w:val="40"/>
-          <w:szCs w:val="40"/>
-        </w:rPr>
-      </w:pPr>
-      <w:r>
-        <w:rPr>
-          <w:rFonts w:ascii="Times New Roman" w:hAnsi="Times New Roman" w:cs="Times New Roman"/>
-          <w:b/>
-          <w:bCs/>
-          <w:sz w:val="40"/>
-          <w:szCs w:val="40"/>
-        </w:rPr>
-        <w:t>DIGITAL FORENSICS  LABORATORY</w:t>
+          <w:b/>
+          <w:bCs/>
+          <w:sz w:val="28"/>
+          <w:szCs w:val="28"/>
+        </w:rPr>
+      </w:pPr>
+      <w:r>
+        <w:rPr>
+          <w:rFonts w:ascii="Times New Roman" w:hAnsi="Times New Roman" w:cs="Times New Roman"/>
+          <w:b/>
+          <w:bCs/>
+          <w:sz w:val="28"/>
+          <w:szCs w:val="28"/>
+        </w:rPr>
+        <w:t>Network Packet Sniffing and Credential Analysis Using Wireshark</w:t>
       </w:r>
     </w:p>
     <w:p>
@@ -50,6 +52,14 @@
         </w:rPr>
         <w:t xml:space="preserve">                                                                      </w:t>
       </w:r>
+    </w:p>
+    <w:p>
+      <w:pPr>
+        <w:spacing w:line="360" w:lineRule="auto"/>
+        <w:rPr>
+          <w:rFonts w:ascii="Times New Roman" w:hAnsi="Times New Roman" w:cs="Times New Roman"/>
+        </w:rPr>
+      </w:pPr>
       <w:r>
         <w:rPr>
           <w:rFonts w:ascii="Times New Roman" w:hAnsi="Times New Roman" w:cs="Times New Roman"/>
@@ -62,30 +72,7 @@
         <w:rPr>
           <w:rFonts w:ascii="Times New Roman" w:hAnsi="Times New Roman" w:cs="Times New Roman"/>
         </w:rPr>
-        <w:t xml:space="preserve"> August 6, 2026</w:t>
-      </w:r>
-    </w:p>
-    <w:p>
-      <w:pPr>
-        <w:spacing w:line="360" w:lineRule="auto"/>
-        <w:jc w:val="center"/>
-        <w:rPr>
-          <w:rFonts w:ascii="Times New Roman" w:hAnsi="Times New Roman" w:cs="Times New Roman"/>
-        </w:rPr>
-      </w:pPr>
-      <w:r>
-        <w:rPr>
-          <w:rFonts w:ascii="Times New Roman" w:hAnsi="Times New Roman" w:cs="Times New Roman"/>
-          <w:b/>
-          <w:bCs/>
-        </w:rPr>
-        <w:t>TITLE:</w:t>
-      </w:r>
-      <w:r>
-        <w:rPr>
-          <w:rFonts w:ascii="Times New Roman" w:hAnsi="Times New Roman" w:cs="Times New Roman"/>
-        </w:rPr>
-        <w:t xml:space="preserve"> Network Packet Sniffing and Credential Analysis Using Wireshark</w:t>
+        <w:t xml:space="preserve"> </w:t>
       </w:r>
     </w:p>
     <w:p>
@@ -119,7 +106,35 @@
         <w:rPr>
           <w:rFonts w:ascii="Times New Roman" w:hAnsi="Times New Roman" w:cs="Times New Roman"/>
         </w:rPr>
-        <w:t>To capture and analyze unencrypted network traffic using the Wireshark packet analyzer, isolate HTTP GET and POST request methods, and extract transmitted plain-text login credentials (username and password).</w:t>
+        <w:t xml:space="preserve">To capture and </w:t>
+      </w:r>
+      <w:proofErr w:type="spellStart"/>
+      <w:r>
+        <w:rPr>
+          <w:rFonts w:ascii="Times New Roman" w:hAnsi="Times New Roman" w:cs="Times New Roman"/>
+        </w:rPr>
+        <w:t>analyze</w:t>
+      </w:r>
+      <w:proofErr w:type="spellEnd"/>
+      <w:r>
+        <w:rPr>
+          <w:rFonts w:ascii="Times New Roman" w:hAnsi="Times New Roman" w:cs="Times New Roman"/>
+        </w:rPr>
+        <w:t xml:space="preserve"> unencrypted network traffic using the Wireshark packet </w:t>
+      </w:r>
+      <w:proofErr w:type="spellStart"/>
+      <w:r>
+        <w:rPr>
+          <w:rFonts w:ascii="Times New Roman" w:hAnsi="Times New Roman" w:cs="Times New Roman"/>
+        </w:rPr>
+        <w:t>analyzer</w:t>
+      </w:r>
+      <w:proofErr w:type="spellEnd"/>
+      <w:r>
+        <w:rPr>
+          <w:rFonts w:ascii="Times New Roman" w:hAnsi="Times New Roman" w:cs="Times New Roman"/>
+        </w:rPr>
+        <w:t>, isolate HTTP GET and POST request methods, and extract transmitted plain-text login credentials (username and password).</w:t>
       </w:r>
     </w:p>
     <w:p>
@@ -192,7 +207,21 @@
         <w:rPr>
           <w:rFonts w:ascii="Times New Roman" w:hAnsi="Times New Roman" w:cs="Times New Roman"/>
         </w:rPr>
-        <w:t xml:space="preserve"> Wireshark v4.x (with Npcap driver installed)</w:t>
+        <w:t xml:space="preserve"> Wireshark v4.x (with </w:t>
+      </w:r>
+      <w:proofErr w:type="spellStart"/>
+      <w:r>
+        <w:rPr>
+          <w:rFonts w:ascii="Times New Roman" w:hAnsi="Times New Roman" w:cs="Times New Roman"/>
+        </w:rPr>
+        <w:t>Npcap</w:t>
+      </w:r>
+      <w:proofErr w:type="spellEnd"/>
+      <w:r>
+        <w:rPr>
+          <w:rFonts w:ascii="Times New Roman" w:hAnsi="Times New Roman" w:cs="Times New Roman"/>
+        </w:rPr>
+        <w:t xml:space="preserve"> driver installed)</w:t>
       </w:r>
     </w:p>
     <w:p>
@@ -246,41 +275,134 @@
         <w:rPr>
           <w:rFonts w:ascii="Times New Roman" w:hAnsi="Times New Roman" w:cs="Times New Roman"/>
         </w:rPr>
-        <w:t xml:space="preserve"> Acunetix Web Vulnerability Test Site ([http://testphp.vulnweb.com](http://testphp.vulnweb.com))</w:t>
-      </w:r>
-    </w:p>
-    <w:p>
-      <w:pPr>
-        <w:spacing w:line="360" w:lineRule="auto"/>
-        <w:jc w:val="both"/>
-        <w:rPr>
-          <w:rFonts w:ascii="Times New Roman" w:hAnsi="Times New Roman" w:cs="Times New Roman"/>
-          <w:b/>
-          <w:bCs/>
-        </w:rPr>
-      </w:pPr>
-      <w:r>
-        <w:rPr>
-          <w:rFonts w:ascii="Times New Roman" w:hAnsi="Times New Roman" w:cs="Times New Roman"/>
-          <w:b/>
-          <w:bCs/>
-        </w:rPr>
-        <w:t>3. THEORY</w:t>
-      </w:r>
-    </w:p>
-    <w:p>
-      <w:pPr>
-        <w:spacing w:line="360" w:lineRule="auto"/>
-        <w:jc w:val="both"/>
-        <w:rPr>
-          <w:rFonts w:ascii="Times New Roman" w:hAnsi="Times New Roman" w:cs="Times New Roman"/>
-        </w:rPr>
-      </w:pPr>
-      <w:r>
-        <w:rPr>
-          <w:rFonts w:ascii="Times New Roman" w:hAnsi="Times New Roman" w:cs="Times New Roman"/>
-        </w:rPr>
-        <w:t xml:space="preserve">Network packet sniffing is the process of monitoring and capturing data packets passing through a network interface card (NIC). Wireshark utilizes packet capture drivers (Npcap/libpcap) to set the system's NIC into </w:t>
+        <w:t xml:space="preserve"> </w:t>
+      </w:r>
+      <w:proofErr w:type="spellStart"/>
+      <w:r>
+        <w:rPr>
+          <w:rFonts w:ascii="Times New Roman" w:hAnsi="Times New Roman" w:cs="Times New Roman"/>
+        </w:rPr>
+        <w:t>Acunetix</w:t>
+      </w:r>
+      <w:proofErr w:type="spellEnd"/>
+      <w:r>
+        <w:rPr>
+          <w:rFonts w:ascii="Times New Roman" w:hAnsi="Times New Roman" w:cs="Times New Roman"/>
+        </w:rPr>
+        <w:t xml:space="preserve"> Web Vulnerability Test Site ([</w:t>
+      </w:r>
+      <w:proofErr w:type="gramStart"/>
+      <w:r>
+        <w:rPr>
+          <w:rFonts w:ascii="Times New Roman" w:hAnsi="Times New Roman" w:cs="Times New Roman"/>
+        </w:rPr>
+        <w:t>http://testphp.vulnweb.com](</w:t>
+      </w:r>
+      <w:proofErr w:type="gramEnd"/>
+      <w:r>
+        <w:fldChar w:fldCharType="begin"/>
+      </w:r>
+      <w:r>
+        <w:instrText>HYPERLINK "http://testphp.vulnweb.com)"</w:instrText>
+      </w:r>
+      <w:r>
+        <w:fldChar w:fldCharType="separate"/>
+      </w:r>
+      <w:r>
+        <w:rPr>
+          <w:rStyle w:val="Hyperlink"/>
+          <w:rFonts w:ascii="Times New Roman" w:hAnsi="Times New Roman" w:cs="Times New Roman"/>
+        </w:rPr>
+        <w:t>http://testphp.vulnweb.com)</w:t>
+      </w:r>
+      <w:r>
+        <w:fldChar w:fldCharType="end"/>
+      </w:r>
+      <w:r>
+        <w:rPr>
+          <w:rFonts w:ascii="Times New Roman" w:hAnsi="Times New Roman" w:cs="Times New Roman"/>
+        </w:rPr>
+        <w:t>)</w:t>
+      </w:r>
+    </w:p>
+    <w:p>
+      <w:pPr>
+        <w:spacing w:line="360" w:lineRule="auto"/>
+        <w:ind w:left="720"/>
+        <w:jc w:val="both"/>
+        <w:rPr>
+          <w:rFonts w:ascii="Times New Roman" w:hAnsi="Times New Roman" w:cs="Times New Roman"/>
+        </w:rPr>
+      </w:pPr>
+    </w:p>
+    <w:p>
+      <w:pPr>
+        <w:spacing w:line="360" w:lineRule="auto"/>
+        <w:jc w:val="both"/>
+        <w:rPr>
+          <w:rFonts w:ascii="Times New Roman" w:hAnsi="Times New Roman" w:cs="Times New Roman"/>
+          <w:b/>
+          <w:bCs/>
+        </w:rPr>
+      </w:pPr>
+      <w:r>
+        <w:rPr>
+          <w:rFonts w:ascii="Times New Roman" w:hAnsi="Times New Roman" w:cs="Times New Roman"/>
+          <w:b/>
+          <w:bCs/>
+        </w:rPr>
+        <w:t xml:space="preserve">3. </w:t>
+      </w:r>
+      <w:r>
+        <w:rPr>
+          <w:rFonts w:ascii="Times New Roman" w:hAnsi="Times New Roman" w:cs="Times New Roman"/>
+          <w:b/>
+          <w:bCs/>
+        </w:rPr>
+        <w:t>DESCRIPTION</w:t>
+      </w:r>
+    </w:p>
+    <w:p>
+      <w:pPr>
+        <w:spacing w:line="360" w:lineRule="auto"/>
+        <w:jc w:val="both"/>
+        <w:rPr>
+          <w:rFonts w:ascii="Times New Roman" w:hAnsi="Times New Roman" w:cs="Times New Roman"/>
+        </w:rPr>
+      </w:pPr>
+      <w:r>
+        <w:rPr>
+          <w:rFonts w:ascii="Times New Roman" w:hAnsi="Times New Roman" w:cs="Times New Roman"/>
+        </w:rPr>
+        <w:t>Network packet sniffing is the process of monitoring and capturing data packets passing through a network interface card (NIC). Wireshark utilizes packet capture drivers (</w:t>
+      </w:r>
+      <w:proofErr w:type="spellStart"/>
+      <w:r>
+        <w:rPr>
+          <w:rFonts w:ascii="Times New Roman" w:hAnsi="Times New Roman" w:cs="Times New Roman"/>
+        </w:rPr>
+        <w:t>Npcap</w:t>
+      </w:r>
+      <w:proofErr w:type="spellEnd"/>
+      <w:r>
+        <w:rPr>
+          <w:rFonts w:ascii="Times New Roman" w:hAnsi="Times New Roman" w:cs="Times New Roman"/>
+        </w:rPr>
+        <w:t>/</w:t>
+      </w:r>
+      <w:proofErr w:type="spellStart"/>
+      <w:r>
+        <w:rPr>
+          <w:rFonts w:ascii="Times New Roman" w:hAnsi="Times New Roman" w:cs="Times New Roman"/>
+        </w:rPr>
+        <w:t>libpcap</w:t>
+      </w:r>
+      <w:proofErr w:type="spellEnd"/>
+      <w:r>
+        <w:rPr>
+          <w:rFonts w:ascii="Times New Roman" w:hAnsi="Times New Roman" w:cs="Times New Roman"/>
+        </w:rPr>
+        <w:t xml:space="preserve">) to set the system's NIC into </w:t>
       </w:r>
       <w:r>
         <w:rPr>
@@ -377,7 +499,21 @@
         <w:rPr>
           <w:rFonts w:ascii="Times New Roman" w:hAnsi="Times New Roman" w:cs="Times New Roman"/>
         </w:rPr>
-        <w:t xml:space="preserve"> Embeds data within the body of the request header (Content-Type: application/x-www-form-urlencoded). Although hidden from the URL bar, the payload remains completely legible to network sniffers if not protected by TLS/SSL encryption (</w:t>
+        <w:t xml:space="preserve"> Embeds data within the body of the request header (Content-Type: application/x-www-form-</w:t>
+      </w:r>
+      <w:proofErr w:type="spellStart"/>
+      <w:r>
+        <w:rPr>
+          <w:rFonts w:ascii="Times New Roman" w:hAnsi="Times New Roman" w:cs="Times New Roman"/>
+        </w:rPr>
+        <w:t>urlencoded</w:t>
+      </w:r>
+      <w:proofErr w:type="spellEnd"/>
+      <w:r>
+        <w:rPr>
+          <w:rFonts w:ascii="Times New Roman" w:hAnsi="Times New Roman" w:cs="Times New Roman"/>
+        </w:rPr>
+        <w:t>). Although hidden from the URL bar, the payload remains completely legible to network sniffers if not protected by TLS/SSL encryption (</w:t>
       </w:r>
       <w:r>
         <w:rPr>
@@ -393,16 +529,6 @@
         </w:rPr>
         <w:t>).</w:t>
       </w:r>
-    </w:p>
-    <w:p>
-      <w:pPr>
-        <w:spacing w:line="360" w:lineRule="auto"/>
-        <w:ind w:left="720"/>
-        <w:jc w:val="both"/>
-        <w:rPr>
-          <w:rFonts w:ascii="Times New Roman" w:hAnsi="Times New Roman" w:cs="Times New Roman"/>
-        </w:rPr>
-      </w:pPr>
     </w:p>
     <w:p>
       <w:pPr>
@@ -508,7 +634,7 @@
           <w:noProof/>
         </w:rPr>
         <w:drawing>
-          <wp:inline distT="0" distB="0" distL="0" distR="0" wp14:anchorId="23AEB6A6" wp14:editId="7DEF21D0">
+          <wp:inline distT="0" distB="0" distL="0" distR="0" wp14:anchorId="43BA8BE7" wp14:editId="6695F927">
             <wp:extent cx="5731510" cy="3077845"/>
             <wp:effectExtent l="0" t="0" r="2540" b="8255"/>
             <wp:docPr id="1375490087" name="Picture 1"/>
@@ -620,7 +746,7 @@
           <w:noProof/>
         </w:rPr>
         <w:drawing>
-          <wp:anchor distT="0" distB="0" distL="114300" distR="114300" simplePos="0" relativeHeight="251658240" behindDoc="0" locked="0" layoutInCell="1" allowOverlap="1" wp14:anchorId="6186A207" wp14:editId="61FE991F">
+          <wp:anchor distT="0" distB="0" distL="114300" distR="114300" simplePos="0" relativeHeight="251659264" behindDoc="0" locked="0" layoutInCell="1" allowOverlap="1" wp14:anchorId="22843E03" wp14:editId="464BC1B2">
             <wp:simplePos x="0" y="0"/>
             <wp:positionH relativeFrom="column">
               <wp:posOffset>381000</wp:posOffset>
@@ -771,7 +897,7 @@
           <w:noProof/>
         </w:rPr>
         <w:drawing>
-          <wp:inline distT="0" distB="0" distL="0" distR="0" wp14:anchorId="0D2F01EF" wp14:editId="45FFB5D2">
+          <wp:inline distT="0" distB="0" distL="0" distR="0" wp14:anchorId="6352A3E0" wp14:editId="7465BCE3">
             <wp:extent cx="5731510" cy="2819400"/>
             <wp:effectExtent l="0" t="0" r="2540" b="0"/>
             <wp:docPr id="1743054893" name="Picture 3"/>
@@ -870,11 +996,27 @@
           <w:rFonts w:ascii="Times New Roman" w:hAnsi="Times New Roman" w:cs="Times New Roman"/>
         </w:rPr>
       </w:pPr>
-      <w:r>
-        <w:rPr>
-          <w:rFonts w:ascii="Times New Roman" w:hAnsi="Times New Roman" w:cs="Times New Roman"/>
-        </w:rPr>
-        <w:t>http.request.method == "GET"</w:t>
+      <w:proofErr w:type="spellStart"/>
+      <w:proofErr w:type="gramStart"/>
+      <w:r>
+        <w:rPr>
+          <w:rFonts w:ascii="Times New Roman" w:hAnsi="Times New Roman" w:cs="Times New Roman"/>
+        </w:rPr>
+        <w:t>http.request</w:t>
+      </w:r>
+      <w:proofErr w:type="gramEnd"/>
+      <w:r>
+        <w:rPr>
+          <w:rFonts w:ascii="Times New Roman" w:hAnsi="Times New Roman" w:cs="Times New Roman"/>
+        </w:rPr>
+        <w:t>.method</w:t>
+      </w:r>
+      <w:proofErr w:type="spellEnd"/>
+      <w:r>
+        <w:rPr>
+          <w:rFonts w:ascii="Times New Roman" w:hAnsi="Times New Roman" w:cs="Times New Roman"/>
+        </w:rPr>
+        <w:t xml:space="preserve"> == "GET"</w:t>
       </w:r>
     </w:p>
     <w:p>
@@ -890,7 +1032,7 @@
           <w:noProof/>
         </w:rPr>
         <w:drawing>
-          <wp:anchor distT="0" distB="0" distL="114300" distR="114300" simplePos="0" relativeHeight="251659264" behindDoc="0" locked="0" layoutInCell="1" allowOverlap="1" wp14:anchorId="6694559E" wp14:editId="5FE742EF">
+          <wp:anchor distT="0" distB="0" distL="114300" distR="114300" simplePos="0" relativeHeight="251660288" behindDoc="0" locked="0" layoutInCell="1" allowOverlap="1" wp14:anchorId="7E0C3B9C" wp14:editId="3657C649">
             <wp:simplePos x="0" y="0"/>
             <wp:positionH relativeFrom="column">
               <wp:posOffset>-63500</wp:posOffset>
@@ -1030,26 +1172,56 @@
           <w:rFonts w:ascii="Times New Roman" w:hAnsi="Times New Roman" w:cs="Times New Roman"/>
         </w:rPr>
       </w:pPr>
-      <w:r>
-        <w:rPr>
-          <w:rFonts w:ascii="Times New Roman" w:hAnsi="Times New Roman" w:cs="Times New Roman"/>
-        </w:rPr>
-        <w:t>http.request.method == "POST"</w:t>
-      </w:r>
-    </w:p>
-    <w:p>
-      <w:pPr>
-        <w:spacing w:line="360" w:lineRule="auto"/>
-        <w:jc w:val="both"/>
-        <w:rPr>
-          <w:rFonts w:ascii="Times New Roman" w:hAnsi="Times New Roman" w:cs="Times New Roman"/>
-        </w:rPr>
-      </w:pPr>
-      <w:r>
-        <w:rPr>
-          <w:rFonts w:ascii="Times New Roman" w:hAnsi="Times New Roman" w:cs="Times New Roman"/>
-        </w:rPr>
-        <w:t xml:space="preserve">Select the packet containing application/x-www-form-urlencoded. In the </w:t>
+      <w:proofErr w:type="spellStart"/>
+      <w:proofErr w:type="gramStart"/>
+      <w:r>
+        <w:rPr>
+          <w:rFonts w:ascii="Times New Roman" w:hAnsi="Times New Roman" w:cs="Times New Roman"/>
+        </w:rPr>
+        <w:t>http.request</w:t>
+      </w:r>
+      <w:proofErr w:type="gramEnd"/>
+      <w:r>
+        <w:rPr>
+          <w:rFonts w:ascii="Times New Roman" w:hAnsi="Times New Roman" w:cs="Times New Roman"/>
+        </w:rPr>
+        <w:t>.method</w:t>
+      </w:r>
+      <w:proofErr w:type="spellEnd"/>
+      <w:r>
+        <w:rPr>
+          <w:rFonts w:ascii="Times New Roman" w:hAnsi="Times New Roman" w:cs="Times New Roman"/>
+        </w:rPr>
+        <w:t xml:space="preserve"> == "POST"</w:t>
+      </w:r>
+    </w:p>
+    <w:p>
+      <w:pPr>
+        <w:spacing w:line="360" w:lineRule="auto"/>
+        <w:jc w:val="both"/>
+        <w:rPr>
+          <w:rFonts w:ascii="Times New Roman" w:hAnsi="Times New Roman" w:cs="Times New Roman"/>
+        </w:rPr>
+      </w:pPr>
+      <w:r>
+        <w:rPr>
+          <w:rFonts w:ascii="Times New Roman" w:hAnsi="Times New Roman" w:cs="Times New Roman"/>
+        </w:rPr>
+        <w:t>Select the packet containing application/x-www-form-</w:t>
+      </w:r>
+      <w:proofErr w:type="spellStart"/>
+      <w:r>
+        <w:rPr>
+          <w:rFonts w:ascii="Times New Roman" w:hAnsi="Times New Roman" w:cs="Times New Roman"/>
+        </w:rPr>
+        <w:t>urlencoded</w:t>
+      </w:r>
+      <w:proofErr w:type="spellEnd"/>
+      <w:r>
+        <w:rPr>
+          <w:rFonts w:ascii="Times New Roman" w:hAnsi="Times New Roman" w:cs="Times New Roman"/>
+        </w:rPr>
+        <w:t xml:space="preserve">. In the </w:t>
       </w:r>
       <w:r>
         <w:rPr>
@@ -1093,7 +1265,7 @@
           <w:noProof/>
         </w:rPr>
         <w:drawing>
-          <wp:inline distT="0" distB="0" distL="0" distR="0" wp14:anchorId="6A7906FF" wp14:editId="05386780">
+          <wp:inline distT="0" distB="0" distL="0" distR="0" wp14:anchorId="605EA6AD" wp14:editId="2A2D119E">
             <wp:extent cx="5731510" cy="3049270"/>
             <wp:effectExtent l="0" t="0" r="2540" b="0"/>
             <wp:docPr id="396578432" name="Picture 5"/>
@@ -1165,7 +1337,7 @@
           <w:noProof/>
         </w:rPr>
         <w:drawing>
-          <wp:inline distT="0" distB="0" distL="0" distR="0" wp14:anchorId="74748DBB" wp14:editId="4988532A">
+          <wp:inline distT="0" distB="0" distL="0" distR="0" wp14:anchorId="1E099AEA" wp14:editId="7188C58B">
             <wp:extent cx="5731510" cy="2414905"/>
             <wp:effectExtent l="0" t="0" r="2540" b="4445"/>
             <wp:docPr id="2052110176" name="Picture 7"/>
@@ -1259,7 +1431,7 @@
           <w:bCs/>
         </w:rPr>
         <w:lastRenderedPageBreak/>
-        <w:t>5. OBSERVATIONS &amp; RESULTS</w:t>
+        <w:t>5. OBSERVATIONS</w:t>
       </w:r>
     </w:p>
     <w:p>
@@ -1407,12 +1579,14 @@
                 <w:rFonts w:ascii="Times New Roman" w:hAnsi="Times New Roman" w:cs="Times New Roman"/>
               </w:rPr>
             </w:pPr>
+            <w:proofErr w:type="spellStart"/>
             <w:r>
               <w:rPr>
                 <w:rFonts w:ascii="Times New Roman" w:hAnsi="Times New Roman" w:cs="Times New Roman"/>
               </w:rPr>
               <w:t>tbUsername</w:t>
             </w:r>
+            <w:proofErr w:type="spellEnd"/>
           </w:p>
         </w:tc>
         <w:tc>
@@ -1481,8 +1655,16 @@
               <w:rPr>
                 <w:rFonts w:ascii="Times New Roman" w:hAnsi="Times New Roman" w:cs="Times New Roman"/>
               </w:rPr>
-              <w:t>pass / tbPassword</w:t>
+              <w:t xml:space="preserve">pass / </w:t>
             </w:r>
+            <w:proofErr w:type="spellStart"/>
+            <w:r>
+              <w:rPr>
+                <w:rFonts w:ascii="Times New Roman" w:hAnsi="Times New Roman" w:cs="Times New Roman"/>
+              </w:rPr>
+              <w:t>tbPassword</w:t>
+            </w:r>
+            <w:proofErr w:type="spellEnd"/>
           </w:p>
         </w:tc>
         <w:tc>
@@ -1550,7 +1732,21 @@
         <w:rPr>
           <w:rFonts w:ascii="Times New Roman" w:hAnsi="Times New Roman" w:cs="Times New Roman"/>
         </w:rPr>
-        <w:t>The packet capture data (Captured_File.pcapng) and generated screen outputs have been archived in the repository</w:t>
+        <w:t>The packet capture data (</w:t>
+      </w:r>
+      <w:proofErr w:type="spellStart"/>
+      <w:r>
+        <w:rPr>
+          <w:rFonts w:ascii="Times New Roman" w:hAnsi="Times New Roman" w:cs="Times New Roman"/>
+        </w:rPr>
+        <w:t>Captured_File.pcapng</w:t>
+      </w:r>
+      <w:proofErr w:type="spellEnd"/>
+      <w:r>
+        <w:rPr>
+          <w:rFonts w:ascii="Times New Roman" w:hAnsi="Times New Roman" w:cs="Times New Roman"/>
+        </w:rPr>
+        <w:t>) and generated screen outputs have been archived in the repository</w:t>
       </w:r>
       <w:r>
         <w:rPr>
@@ -1665,6 +1861,51 @@
         <w:jc w:val="both"/>
         <w:rPr>
           <w:rFonts w:ascii="Times New Roman" w:hAnsi="Times New Roman" w:cs="Times New Roman"/>
+        </w:rPr>
+      </w:pPr>
+    </w:p>
+    <w:p>
+      <w:pPr>
+        <w:spacing w:line="360" w:lineRule="auto"/>
+        <w:jc w:val="both"/>
+        <w:rPr>
+          <w:rFonts w:ascii="Times New Roman" w:hAnsi="Times New Roman" w:cs="Times New Roman"/>
+        </w:rPr>
+      </w:pPr>
+    </w:p>
+    <w:p>
+      <w:pPr>
+        <w:spacing w:line="360" w:lineRule="auto"/>
+        <w:jc w:val="both"/>
+        <w:rPr>
+          <w:rFonts w:ascii="Times New Roman" w:hAnsi="Times New Roman" w:cs="Times New Roman"/>
+        </w:rPr>
+      </w:pPr>
+    </w:p>
+    <w:p>
+      <w:pPr>
+        <w:spacing w:line="360" w:lineRule="auto"/>
+        <w:jc w:val="both"/>
+        <w:rPr>
+          <w:rFonts w:ascii="Times New Roman" w:hAnsi="Times New Roman" w:cs="Times New Roman"/>
+        </w:rPr>
+      </w:pPr>
+    </w:p>
+    <w:p>
+      <w:pPr>
+        <w:spacing w:line="360" w:lineRule="auto"/>
+        <w:jc w:val="both"/>
+        <w:rPr>
+          <w:rFonts w:ascii="Times New Roman" w:hAnsi="Times New Roman" w:cs="Times New Roman"/>
+        </w:rPr>
+      </w:pPr>
+    </w:p>
+    <w:p>
+      <w:pPr>
+        <w:spacing w:line="360" w:lineRule="auto"/>
+        <w:jc w:val="both"/>
+        <w:rPr>
+          <w:rFonts w:ascii="Times New Roman" w:hAnsi="Times New Roman" w:cs="Times New Roman"/>
           <w:b/>
           <w:bCs/>
         </w:rPr>
@@ -1690,7 +1931,21 @@
         <w:rPr>
           <w:rFonts w:ascii="Times New Roman" w:hAnsi="Times New Roman" w:cs="Times New Roman"/>
         </w:rPr>
-        <w:t>The network traffic was successfully captured and analyzed using Wireshark. Plain-text credentials (</w:t>
+        <w:t xml:space="preserve">The network traffic was successfully captured and </w:t>
+      </w:r>
+      <w:proofErr w:type="spellStart"/>
+      <w:r>
+        <w:rPr>
+          <w:rFonts w:ascii="Times New Roman" w:hAnsi="Times New Roman" w:cs="Times New Roman"/>
+        </w:rPr>
+        <w:t>analyzed</w:t>
+      </w:r>
+      <w:proofErr w:type="spellEnd"/>
+      <w:r>
+        <w:rPr>
+          <w:rFonts w:ascii="Times New Roman" w:hAnsi="Times New Roman" w:cs="Times New Roman"/>
+        </w:rPr>
+        <w:t xml:space="preserve"> using Wireshark. Plain-text credentials (</w:t>
       </w:r>
       <w:r>
         <w:rPr>
@@ -1721,18 +1976,16 @@
         <w:t xml:space="preserve"> Inba) transmitted over HTTP were extracted from the POST request payload.</w:t>
       </w:r>
     </w:p>
-    <w:p>
-      <w:pPr>
-        <w:spacing w:line="360" w:lineRule="auto"/>
-        <w:jc w:val="both"/>
-        <w:rPr>
-          <w:rFonts w:ascii="Times New Roman" w:hAnsi="Times New Roman" w:cs="Times New Roman"/>
-        </w:rPr>
-      </w:pPr>
-    </w:p>
+    <w:p/>
     <w:sectPr>
       <w:pgSz w:w="11906" w:h="16838"/>
       <w:pgMar w:top="1440" w:right="1440" w:bottom="1440" w:left="1440" w:header="708" w:footer="708" w:gutter="0"/>
+      <w:pgBorders w:offsetFrom="page">
+        <w:top w:val="single" w:sz="4" w:space="24" w:color="auto"/>
+        <w:left w:val="single" w:sz="4" w:space="24" w:color="auto"/>
+        <w:bottom w:val="single" w:sz="4" w:space="24" w:color="auto"/>
+        <w:right w:val="single" w:sz="4" w:space="24" w:color="auto"/>
+      </w:pgBorders>
       <w:cols w:space="708"/>
       <w:docGrid w:linePitch="360"/>
     </w:sectPr>
@@ -1741,7 +1994,7 @@
 </file>
 
 <file path=word/numbering.xml><?xml version="1.0" encoding="utf-8"?>
-<w:numbering xmlns:wpc="http://schemas.microsoft.com/office/word/2010/wordprocessingCanvas" xmlns:cx="http://schemas.microsoft.com/office/drawing/2014/chartex" xmlns:cx1="http://schemas.microsoft.com/office/drawing/2015/9/8/chartex" xmlns:cx2="http://schemas.microsoft.com/office/drawing/2015/10/21/chartex" xmlns:cx3="http://schemas.microsoft.com/office/drawing/2016/5/9/chartex" xmlns:cx4="http://schemas.microsoft.com/office/drawing/2016/5/10/chartex" xmlns:cx5="http://schemas.microsoft.com/office/drawing/2016/5/11/chartex" xmlns:cx6="http://schemas.microsoft.com/office/drawing/2016/5/12/chartex" xmlns:cx7="http://schemas.microsoft.com/office/drawing/2016/5/13/chartex" xmlns:cx8="http://schemas.microsoft.com/office/drawing/2016/5/14/chartex" xmlns:mc="http://schemas.openxmlformats.org/markup-compatibility/2006" xmlns:aink="http://schemas.microsoft.com/office/drawing/2016/ink" xmlns:am3d="http://schemas.microsoft.com/office/drawing/2017/model3d" xmlns:o="urn:schemas-microsoft-com:office:office" xmlns:oel="http://schemas.microsoft.com/office/2019/extlst" xmlns:r="http://schemas.openxmlformats.org/officeDocument/2006/relationships" xmlns:m="http://schemas.openxmlformats.org/officeDocument/2006/math" xmlns:v="urn:schemas-microsoft-com:vml" xmlns:wp14="http://schemas.microsoft.com/office/word/2010/wordprocessingDrawing" xmlns:wp="http://schemas.openxmlformats.org/drawingml/2006/wordprocessingDrawing" xmlns:w10="urn:schemas-microsoft-com:office:word" xmlns:w="http://schemas.openxmlformats.org/wordprocessingml/2006/main" xmlns:w14="http://schemas.microsoft.com/office/word/2010/wordml" xmlns:w15="http://schemas.microsoft.com/office/word/2012/wordml" xmlns:w16cei="http://schemas.microsoft.com/office/word/2026/wordml/cei" xmlns:w16cex="http://schemas.microsoft.com/office/word/2018/wordml/cex" xmlns:w16cid="http://schemas.microsoft.com/office/word/2016/wordml/cid" xmlns:w16="http://schemas.microsoft.com/office/word/2018/wordml" xmlns:w16du="http://schemas.microsoft.com/office/word/2023/wordml/word16du" xmlns:w16sdtdh="http://schemas.microsoft.com/office/word/2020/wordml/sdtdatahash" xmlns:w16sdtfl="http://schemas.microsoft.com/office/word/2024/wordml/sdtformatlock" xmlns:w16se="http://schemas.microsoft.com/office/word/2015/wordml/symex" xmlns:wpg="http://schemas.microsoft.com/office/word/2010/wordprocessingGroup" xmlns:wpi="http://schemas.microsoft.com/office/word/2010/wordprocessingInk" xmlns:wne="http://schemas.microsoft.com/office/word/2006/wordml" xmlns:wps="http://schemas.microsoft.com/office/word/2010/wordprocessingShape" mc:Ignorable="w14 w15 w16se w16cid w16 w16cex w16sdtdh w16sdtfl w16du wp14">
+<w:numbering xmlns:wpc="http://schemas.microsoft.com/office/word/2010/wordprocessingCanvas" xmlns:cx="http://schemas.microsoft.com/office/drawing/2014/chartex" xmlns:cx1="http://schemas.microsoft.com/office/drawing/2015/9/8/chartex" xmlns:cx2="http://schemas.microsoft.com/office/drawing/2015/10/21/chartex" xmlns:cx3="http://schemas.microsoft.com/office/drawing/2016/5/9/chartex" xmlns:cx4="http://schemas.microsoft.com/office/drawing/2016/5/10/chartex" xmlns:cx5="http://schemas.microsoft.com/office/drawing/2016/5/11/chartex" xmlns:cx6="http://schemas.microsoft.com/office/drawing/2016/5/12/chartex" xmlns:cx7="http://schemas.microsoft.com/office/drawing/2016/5/13/chartex" xmlns:cx8="http://schemas.microsoft.com/office/drawing/2016/5/14/chartex" xmlns:mc="http://schemas.openxmlformats.org/markup-compatibility/2006" xmlns:aink="http://schemas.microsoft.com/office/drawing/2016/ink" xmlns:am3d="http://schemas.microsoft.com/office/drawing/2017/model3d" xmlns:o="urn:schemas-microsoft-com:office:office" xmlns:oel="http://schemas.microsoft.com/office/2019/extlst" xmlns:r="http://schemas.openxmlformats.org/officeDocument/2006/relationships" xmlns:m="http://schemas.openxmlformats.org/officeDocument/2006/math" xmlns:v="urn:schemas-microsoft-com:vml" xmlns:wp14="http://schemas.microsoft.com/office/word/2010/wordprocessingDrawing" xmlns:wp="http://schemas.openxmlformats.org/drawingml/2006/wordprocessingDrawing" xmlns:w10="urn:schemas-microsoft-com:office:word" xmlns:w="http://schemas.openxmlformats.org/wordprocessingml/2006/main" xmlns:w14="http://schemas.microsoft.com/office/word/2010/wordml" xmlns:w15="http://schemas.microsoft.com/office/word/2012/wordml" xmlns:w16cex="http://schemas.microsoft.com/office/word/2018/wordml/cex" xmlns:w16cid="http://schemas.microsoft.com/office/word/2016/wordml/cid" xmlns:w16="http://schemas.microsoft.com/office/word/2018/wordml" xmlns:w16du="http://schemas.microsoft.com/office/word/2023/wordml/word16du" xmlns:w16sdtdh="http://schemas.microsoft.com/office/word/2020/wordml/sdtdatahash" xmlns:w16sdtfl="http://schemas.microsoft.com/office/word/2024/wordml/sdtformatlock" xmlns:w16se="http://schemas.microsoft.com/office/word/2015/wordml/symex" xmlns:wpg="http://schemas.microsoft.com/office/word/2010/wordprocessingGroup" xmlns:wpi="http://schemas.microsoft.com/office/word/2010/wordprocessingInk" xmlns:wne="http://schemas.microsoft.com/office/word/2006/wordml" xmlns:wps="http://schemas.microsoft.com/office/word/2010/wordprocessingShape" mc:Ignorable="w14 w15 w16se w16cid w16 w16cex w16sdtdh w16sdtfl w16du wp14">
   <w:abstractNum w:abstractNumId="0" w15:restartNumberingAfterBreak="0">
     <w:nsid w:val="102624B5"/>
     <w:multiLevelType w:val="multilevel"/>
@@ -2797,6 +3050,7 @@
   <w:style w:type="paragraph" w:default="1" w:styleId="Normal">
     <w:name w:val="Normal"/>
     <w:qFormat/>
+    <w:rsid w:val="00891A62"/>
   </w:style>
   <w:style w:type="paragraph" w:styleId="Heading1">
     <w:name w:val="heading 1"/>
@@ -3333,6 +3587,17 @@
       </w:tblBorders>
     </w:tblPr>
   </w:style>
+  <w:style w:type="character" w:styleId="Hyperlink">
+    <w:name w:val="Hyperlink"/>
+    <w:basedOn w:val="DefaultParagraphFont"/>
+    <w:uiPriority w:val="99"/>
+    <w:unhideWhenUsed/>
+    <w:rsid w:val="00891A62"/>
+    <w:rPr>
+      <w:color w:val="0563C1" w:themeColor="hyperlink"/>
+      <w:u w:val="single"/>
+    </w:rPr>
+  </w:style>
 </w:styles>
 </file>
 
